--- a/backend/data/corpus/DOC-20220911-065.docx
+++ b/backend/data/corpus/DOC-20220911-065.docx
@@ -63,7 +63,7 @@
           <w:b/>
           <w:sz w:val="21"/>
         </w:rPr>
-        <w:t>Rohan Barrowman, MD, Beacon Hill Neurology Associates, Roanoke, VA (AR)</w:t>
+        <w:t>Wilhelmina Tavernier, MD, Lakeshore Neurological Care Center, Waco, TX (RSM)</w:t>
       </w:r>
     </w:p>
     <w:p>
@@ -71,7 +71,7 @@
         <w:rPr>
           <w:sz w:val="21"/>
         </w:rPr>
-        <w:t>&gt; Compared notes on which sessions were worth the time.</w:t>
+        <w:t>&gt; Stopped by in reading room for an unexpectedly long conversation.</w:t>
       </w:r>
     </w:p>
     <w:p>
@@ -79,7 +79,7 @@
         <w:rPr>
           <w:sz w:val="21"/>
         </w:rPr>
-        <w:t>&gt; The practice lost a front-desk coordinator and has not backfilled, so the referral queue keeps slipping.</w:t>
+        <w:t>&gt; Referenced a case series someone forwarded in passing.</w:t>
       </w:r>
     </w:p>
     <w:p>
@@ -87,7 +87,7 @@
         <w:rPr>
           <w:sz w:val="21"/>
         </w:rPr>
-        <w:t>&gt; Referenced a session summary from a colleague in passing.</w:t>
+        <w:t>&gt; Described how refractory group is triaged now compared with before.</w:t>
       </w:r>
     </w:p>
     <w:p>
@@ -95,7 +95,7 @@
         <w:rPr>
           <w:sz w:val="21"/>
         </w:rPr>
-        <w:t>&gt; Referral patterns into this clinic have changed, and long-standing pts is a bigger share than it was.</w:t>
+        <w:t>&gt; This practice is still building familiarity with the product and had no clinical points to raise.</w:t>
       </w:r>
     </w:p>
     <w:p>
@@ -111,7 +111,7 @@
           <w:b/>
           <w:sz w:val="21"/>
         </w:rPr>
-        <w:t>Viraj Ashgrove, MD, Ironwood Neurology Associates, Buffalo, NY (RSM)</w:t>
+        <w:t>Mairead Sandoval-Reyes, MD, Willowmere Neuroscience Center, Chattanooga, TN (RSM)</w:t>
       </w:r>
     </w:p>
     <w:p>
@@ -119,7 +119,7 @@
         <w:rPr>
           <w:sz w:val="21"/>
         </w:rPr>
-        <w:t>&gt; Asked about my travel schedule, since visits keep landing on the busiest clinic days.</w:t>
+        <w:t>&gt; Most of discussion was about patient portal, which is still being sorted out.</w:t>
       </w:r>
     </w:p>
     <w:p>
@@ -127,7 +127,7 @@
         <w:rPr>
           <w:sz w:val="21"/>
         </w:rPr>
-        <w:t>&gt; Titration scheduling is handled by nursing staff, which practice finds workable.</w:t>
+        <w:t>&gt; The composition of surgical workup list has shifted over last year or two.</w:t>
       </w:r>
     </w:p>
     <w:p>
@@ -135,7 +135,7 @@
         <w:rPr>
           <w:sz w:val="21"/>
         </w:rPr>
-        <w:t>&gt; No specific request. Safety items asked about and confirmed none.</w:t>
+        <w:t>&gt; The practice lost two medical assistants and has not backfilled, so clinic throughput is slowly recovering.</w:t>
       </w:r>
     </w:p>
     <w:p>
@@ -143,7 +143,15 @@
         <w:rPr>
           <w:sz w:val="21"/>
         </w:rPr>
-        <w:t>&gt; Formulary questions remains slowest step, which came up as general frustration.</w:t>
+        <w:t>&gt; Described a preference for slower titration in general, unrelated to any particular patient.</w:t>
+      </w:r>
+    </w:p>
+    <w:p>
+      <w:r>
+        <w:rPr>
+          <w:sz w:val="21"/>
+        </w:rPr>
+        <w:t>&gt; This practice is still building familiarity with the product and had no clinical points to raise.</w:t>
       </w:r>
     </w:p>
     <w:p>
@@ -159,7 +167,7 @@
           <w:b/>
           <w:sz w:val="21"/>
         </w:rPr>
-        <w:t>Orla Wycliffe, MD, Highmoor Health Neurology, Little Rock, AR (RSM)</w:t>
+        <w:t>Ulrike Abernathy, MD, Bayview Health Neurology, Bakersfield, CA (RSM)</w:t>
       </w:r>
     </w:p>
     <w:p>
@@ -167,7 +175,7 @@
         <w:rPr>
           <w:sz w:val="21"/>
         </w:rPr>
-        <w:t>&gt; A short meeting in shared office, first one this quarter.</w:t>
+        <w:t>&gt; The practice lost a rotating resident adn has not backfilled, so clinic throughput looks better than last year.</w:t>
       </w:r>
     </w:p>
     <w:p>
@@ -175,7 +183,7 @@
         <w:rPr>
           <w:sz w:val="21"/>
         </w:rPr>
-        <w:t>&gt; Benefit verification is the step that most often delays a start here.</w:t>
+        <w:t>&gt; Mentioned a guideline update discussed at journal club but did not raise any specific finding.</w:t>
       </w:r>
     </w:p>
     <w:p>
@@ -183,7 +191,7 @@
         <w:rPr>
           <w:sz w:val="21"/>
         </w:rPr>
-        <w:t>&gt; The travel schedule this year came up, and little else.</w:t>
+        <w:t>&gt; This practice is still building familiarity with product adn had no clinical points to raise.</w:t>
       </w:r>
     </w:p>
     <w:p>
@@ -191,231 +199,7 @@
         <w:rPr>
           <w:sz w:val="21"/>
         </w:rPr>
-        <w:t>&gt; Left it at that, with following quarter to be scheduled.</w:t>
-      </w:r>
-    </w:p>
-    <w:p>
-      <w:r>
-        <w:rPr>
-          <w:sz w:val="21"/>
-        </w:rPr>
-      </w:r>
-    </w:p>
-    <w:p>
-      <w:r>
-        <w:rPr>
-          <w:b/>
-          <w:sz w:val="21"/>
-        </w:rPr>
-        <w:t>Renata Cavanaugh, MD, Northbrook Neurology Institute, Albany, NY (RSM)</w:t>
-      </w:r>
-    </w:p>
-    <w:p>
-      <w:r>
-        <w:rPr>
-          <w:sz w:val="21"/>
-        </w:rPr>
-        <w:t>&gt; This practice is still building familiarity with teh product and had no clinical points to raise.</w:t>
-      </w:r>
-    </w:p>
-    <w:p>
-      <w:r>
-        <w:rPr>
-          <w:sz w:val="21"/>
-        </w:rPr>
-        <w:t>&gt; Talked through newly referred patients in general terms, without any specific case.</w:t>
-      </w:r>
-    </w:p>
-    <w:p>
-      <w:r>
-        <w:rPr>
-          <w:sz w:val="21"/>
-        </w:rPr>
-        <w:t>&gt; Compared notes on which sessions were worth teh time.</w:t>
-      </w:r>
-    </w:p>
-    <w:p>
-      <w:r>
-        <w:rPr>
-          <w:sz w:val="21"/>
-        </w:rPr>
-        <w:t>&gt; Most of discussion was about new charting templates, which changed again last month.</w:t>
-      </w:r>
-    </w:p>
-    <w:p>
-      <w:r>
-        <w:rPr>
-          <w:sz w:val="21"/>
-        </w:rPr>
-      </w:r>
-    </w:p>
-    <w:p>
-      <w:r>
-        <w:rPr>
-          <w:b/>
-          <w:sz w:val="21"/>
-        </w:rPr>
-        <w:t>Bram Yarborough, MD, Riverstone Comprehensive Epilepsy Clinic, Jackson, MS (RSM)</w:t>
-      </w:r>
-    </w:p>
-    <w:p>
-      <w:r>
-        <w:rPr>
-          <w:sz w:val="21"/>
-        </w:rPr>
-        <w:t>&gt; Stopped by outside EEG suite for a brief conversation.</w:t>
-      </w:r>
-    </w:p>
-    <w:p>
-      <w:r>
-        <w:rPr>
-          <w:sz w:val="21"/>
-        </w:rPr>
-        <w:t>&gt; Benefit verification is step that most often delays start here.</w:t>
-      </w:r>
-    </w:p>
-    <w:p>
-      <w:r>
-        <w:rPr>
-          <w:sz w:val="21"/>
-        </w:rPr>
-        <w:t>&gt; The practice lost one of the nurse practitioners and has not backfilled, so clinic throughput is slowly recovering.</w:t>
-      </w:r>
-    </w:p>
-    <w:p>
-      <w:r>
-        <w:rPr>
-          <w:sz w:val="21"/>
-        </w:rPr>
-        <w:t>&gt; Titration scheduling is handled by nursing staff, which the practice finds workable.</w:t>
-      </w:r>
-    </w:p>
-    <w:p>
-      <w:r>
-        <w:rPr>
-          <w:sz w:val="21"/>
-        </w:rPr>
-        <w:t>&gt; Onboarding a front-desk coordinator is the current preoccupation here.</w:t>
-      </w:r>
-    </w:p>
-    <w:p>
-      <w:r>
-        <w:rPr>
-          <w:sz w:val="21"/>
-        </w:rPr>
-      </w:r>
-    </w:p>
-    <w:p>
-      <w:r>
-        <w:rPr>
-          <w:b/>
-          <w:sz w:val="21"/>
-        </w:rPr>
-        <w:t>Eloise Chastain, MD, Quarry Hill Epilepsy Center, Reno, NV (AR)</w:t>
-      </w:r>
-    </w:p>
-    <w:p>
-      <w:r>
-        <w:rPr>
-          <w:sz w:val="21"/>
-        </w:rPr>
-        <w:t>&gt; Closed there — no specific request.</w:t>
-      </w:r>
-    </w:p>
-    <w:p>
-      <w:r>
-        <w:rPr>
-          <w:sz w:val="21"/>
-        </w:rPr>
-        <w:t>&gt; The practice lost the clinic pharmacist and has not backfilled, so the new-patient backlog looks better than last year.</w:t>
-      </w:r>
-    </w:p>
-    <w:p>
-      <w:r>
-        <w:rPr>
-          <w:sz w:val="21"/>
-        </w:rPr>
-        <w:t>&gt; Talked through pediatric-to-adult transfers in general terms, without any specific case.</w:t>
-      </w:r>
-    </w:p>
-    <w:p>
-      <w:r>
-        <w:rPr>
-          <w:sz w:val="21"/>
-        </w:rPr>
-        <w:t>&gt; Described practice as early in its experience here, with nothing to report yet.</w:t>
-      </w:r>
-    </w:p>
-    <w:p>
-      <w:r>
-        <w:rPr>
-          <w:sz w:val="21"/>
-        </w:rPr>
-      </w:r>
-    </w:p>
-    <w:p>
-      <w:r>
-        <w:rPr>
-          <w:b/>
-          <w:sz w:val="21"/>
-        </w:rPr>
-        <w:t>Felicity Ashgrove, MD, Foxglove Health Neurology, Missoula, MT (RSM)</w:t>
-      </w:r>
-    </w:p>
-    <w:p>
-      <w:r>
-        <w:rPr>
-          <w:sz w:val="21"/>
-        </w:rPr>
-        <w:t>&gt; A full visit in the back office; the schedule was tight.</w:t>
-      </w:r>
-    </w:p>
-    <w:p>
-      <w:r>
-        <w:rPr>
-          <w:sz w:val="21"/>
-        </w:rPr>
-        <w:t>&gt; Agreed to reconnect at a follow-up appointment; nothing actionable this visit.</w:t>
-      </w:r>
-    </w:p>
-    <w:p>
-      <w:r>
-        <w:rPr>
-          <w:sz w:val="21"/>
-        </w:rPr>
-        <w:t>&gt; The new-pt backlog looks better than last year since summer, which shapes how much time there is for anything else.</w:t>
-      </w:r>
-    </w:p>
-    <w:p>
-      <w:r>
-        <w:rPr>
-          <w:sz w:val="21"/>
-        </w:rPr>
-      </w:r>
-    </w:p>
-    <w:p>
-      <w:r>
-        <w:rPr>
-          <w:b/>
-          <w:sz w:val="21"/>
-        </w:rPr>
-        <w:t>Yolanda Reyes, MD, Copper Mesa Neurology, Mesa, AZ (RSM)</w:t>
-      </w:r>
-    </w:p>
-    <w:p>
-      <w:r>
-        <w:rPr>
-          <w:sz w:val="21"/>
-        </w:rPr>
-        <w:t>&gt; A clipped meeting at the nurses' station, first one this quarter.</w:t>
-      </w:r>
-    </w:p>
-    <w:p>
-      <w:r>
-        <w:rPr>
-          <w:sz w:val="21"/>
-        </w:rPr>
-        <w:t>&gt; Described how newly referred patients is triaged now compared with before.</w:t>
+        <w:t>&gt; Benefit checks varies by payer, which came up as general frustration.</w:t>
       </w:r>
     </w:p>
     <w:p>
@@ -439,7 +223,7 @@
           <w:b/>
           <w:sz w:val="21"/>
         </w:rPr>
-        <w:t>Mei-Lin Tsang, MD, Bayview Epilepsy Associates, Oakland, CA (RSM)</w:t>
+        <w:t>Zubin Abernathy, MD, Cedar Ridge Regional Epilepsy Program, Little Rock, AR (RSM)</w:t>
       </w:r>
     </w:p>
     <w:p>
@@ -455,7 +239,271 @@
         <w:rPr>
           <w:sz w:val="21"/>
         </w:rPr>
-        <w:t>&gt; Asked about my travel schedule, since visits keep landing on the busiest clinic days.</w:t>
+        <w:t>&gt; Referenced guideline update discussed at journal club in passing.</w:t>
+      </w:r>
+    </w:p>
+    <w:p>
+      <w:r>
+        <w:rPr>
+          <w:sz w:val="21"/>
+        </w:rPr>
+        <w:t>&gt; Closed there — no product discussion.</w:t>
+      </w:r>
+    </w:p>
+    <w:p>
+      <w:r>
+        <w:rPr>
+          <w:sz w:val="21"/>
+        </w:rPr>
+      </w:r>
+    </w:p>
+    <w:p>
+      <w:r>
+        <w:rPr>
+          <w:b/>
+          <w:sz w:val="21"/>
+        </w:rPr>
+        <w:t>Odalys Galbraith, MD, Bluestem Comprehensive Epilepsy Clinic, Missoula, MT (AR)</w:t>
+      </w:r>
+    </w:p>
+    <w:p>
+      <w:r>
+        <w:rPr>
+          <w:sz w:val="21"/>
+        </w:rPr>
+        <w:t>&gt; A compressed visit in the back office; the schedule was tight.</w:t>
+      </w:r>
+    </w:p>
+    <w:p>
+      <w:r>
+        <w:rPr>
+          <w:sz w:val="21"/>
+        </w:rPr>
+        <w:t>&gt; Spent some time on the older half of the panel and how workup decisions get sequenced.</w:t>
+      </w:r>
+    </w:p>
+    <w:p>
+      <w:r>
+        <w:rPr>
+          <w:sz w:val="21"/>
+        </w:rPr>
+        <w:t>&gt; Titration habits came up in general terms; no specifics were discussed and none were offered.</w:t>
+      </w:r>
+    </w:p>
+    <w:p>
+      <w:r>
+        <w:rPr>
+          <w:sz w:val="21"/>
+        </w:rPr>
+      </w:r>
+    </w:p>
+    <w:p>
+      <w:r>
+        <w:rPr>
+          <w:b/>
+          <w:sz w:val="21"/>
+        </w:rPr>
+        <w:t>Josefina Abernathy, MD, Riverstone Comprehensive Epilepsy Clinic, Hartford, CT (RSM)</w:t>
+      </w:r>
+    </w:p>
+    <w:p>
+      <w:r>
+        <w:rPr>
+          <w:sz w:val="21"/>
+        </w:rPr>
+        <w:t>&gt; Most of discussion was about scheduling system, which is being piloted this quarter.</w:t>
+      </w:r>
+    </w:p>
+    <w:p>
+      <w:r>
+        <w:rPr>
+          <w:sz w:val="21"/>
+        </w:rPr>
+        <w:t>&gt; Titration scheduling is handled by nursing staff, which the practice finds workable.</w:t>
+      </w:r>
+    </w:p>
+    <w:p>
+      <w:r>
+        <w:rPr>
+          <w:sz w:val="21"/>
+        </w:rPr>
+        <w:t>&gt; Agreed to reconnect at a call later this month; nothing actionable this visit.</w:t>
+      </w:r>
+    </w:p>
+    <w:p>
+      <w:r>
+        <w:rPr>
+          <w:sz w:val="21"/>
+        </w:rPr>
+      </w:r>
+    </w:p>
+    <w:p>
+      <w:r>
+        <w:rPr>
+          <w:b/>
+          <w:sz w:val="21"/>
+        </w:rPr>
+        <w:t>Rosalind Wainwright, MD, Sable Creek Medical Group, Syracuse, NY (RSM)</w:t>
+      </w:r>
+    </w:p>
+    <w:p>
+      <w:r>
+        <w:rPr>
+          <w:sz w:val="21"/>
+        </w:rPr>
+        <w:t>&gt; Stopped by in conference room for an unhurried conversation.</w:t>
+      </w:r>
+    </w:p>
+    <w:p>
+      <w:r>
+        <w:rPr>
+          <w:sz w:val="21"/>
+        </w:rPr>
+        <w:t>&gt; Closed there — no specific request.</w:t>
+      </w:r>
+    </w:p>
+    <w:p>
+      <w:r>
+        <w:rPr>
+          <w:sz w:val="21"/>
+        </w:rPr>
+        <w:t>&gt; Noted that appeals process is handled by one person here and that this is not specific to any one product.</w:t>
+      </w:r>
+    </w:p>
+    <w:p>
+      <w:r>
+        <w:rPr>
+          <w:sz w:val="21"/>
+        </w:rPr>
+        <w:t>&gt; Described practice as early in its experience here, with nothing to report yet.</w:t>
+      </w:r>
+    </w:p>
+    <w:p>
+      <w:r>
+        <w:rPr>
+          <w:sz w:val="21"/>
+        </w:rPr>
+        <w:t>&gt; Titration habits came up in general terms; no specifics were discussed and none were offered.</w:t>
+      </w:r>
+    </w:p>
+    <w:p>
+      <w:r>
+        <w:rPr>
+          <w:sz w:val="21"/>
+        </w:rPr>
+      </w:r>
+    </w:p>
+    <w:p>
+      <w:r>
+        <w:rPr>
+          <w:b/>
+          <w:sz w:val="21"/>
+        </w:rPr>
+        <w:t>Fabian Lammermoor, MD, Juniper Flats Neurology Partners, Charleston, SC (RSM)</w:t>
+      </w:r>
+    </w:p>
+    <w:p>
+      <w:r>
+        <w:rPr>
+          <w:sz w:val="21"/>
+        </w:rPr>
+        <w:t>&gt; Caught brief window in the shared office between pts.</w:t>
+      </w:r>
+    </w:p>
+    <w:p>
+      <w:r>
+        <w:rPr>
+          <w:sz w:val="21"/>
+        </w:rPr>
+        <w:t>&gt; Asked whether I had seen case series someone forwarded; I had not, and offered nothing in return.</w:t>
+      </w:r>
+    </w:p>
+    <w:p>
+      <w:r>
+        <w:rPr>
+          <w:sz w:val="21"/>
+        </w:rPr>
+        <w:t>&gt; Agreed to reconnect at next visit; no product discussion.</w:t>
+      </w:r>
+    </w:p>
+    <w:p>
+      <w:r>
+        <w:rPr>
+          <w:sz w:val="21"/>
+        </w:rPr>
+      </w:r>
+    </w:p>
+    <w:p>
+      <w:r>
+        <w:rPr>
+          <w:b/>
+          <w:sz w:val="21"/>
+        </w:rPr>
+        <w:t>Gaspar Brannigan, MD, Beacon Hill Neurology Associates, Tucson, AZ (RSM)</w:t>
+      </w:r>
+    </w:p>
+    <w:p>
+      <w:r>
+        <w:rPr>
+          <w:sz w:val="21"/>
+        </w:rPr>
+        <w:t>&gt; Caught productive window in the back office between pts.</w:t>
+      </w:r>
+    </w:p>
+    <w:p>
+      <w:r>
+        <w:rPr>
+          <w:sz w:val="21"/>
+        </w:rPr>
+        <w:t>&gt; The travel schedule this year came up, and little else.</w:t>
+      </w:r>
+    </w:p>
+    <w:p>
+      <w:r>
+        <w:rPr>
+          <w:sz w:val="21"/>
+        </w:rPr>
+        <w:t>&gt; Formulary placement was only product-adjacent topic, and only in general terms.</w:t>
+      </w:r>
+    </w:p>
+    <w:p>
+      <w:r>
+        <w:rPr>
+          <w:sz w:val="21"/>
+        </w:rPr>
+        <w:t>&gt; Asked whether I had seen a guideline update discussed at journal club; I had not, and offered nothing in return.</w:t>
+      </w:r>
+    </w:p>
+    <w:p>
+      <w:r>
+        <w:rPr>
+          <w:sz w:val="21"/>
+        </w:rPr>
+      </w:r>
+    </w:p>
+    <w:p>
+      <w:r>
+        <w:rPr>
+          <w:b/>
+          <w:sz w:val="21"/>
+        </w:rPr>
+        <w:t>Kenji Cavanaugh, MD, Highmoor Health Neurology, Tacoma, WA (RSM)</w:t>
+      </w:r>
+    </w:p>
+    <w:p>
+      <w:r>
+        <w:rPr>
+          <w:sz w:val="21"/>
+        </w:rPr>
+        <w:t>&gt; Referenced a review that circulated on the service in passing.</w:t>
+      </w:r>
+    </w:p>
+    <w:p>
+      <w:r>
+        <w:rPr>
+          <w:sz w:val="21"/>
+        </w:rPr>
+        <w:t>&gt; No materials requested. Safety items asked about and confirmed none.</w:t>
       </w:r>
     </w:p>
     <w:p>
@@ -471,7 +519,55 @@
         <w:rPr>
           <w:sz w:val="21"/>
         </w:rPr>
-        <w:t>&gt; Referenced review that circulated on service in passing.</w:t>
+      </w:r>
+    </w:p>
+    <w:p>
+      <w:r>
+        <w:rPr>
+          <w:b/>
+          <w:sz w:val="21"/>
+        </w:rPr>
+        <w:t>Saoirse Zeitler, MD, Sandhill Neuroscience Center, Tacoma, WA (RSM)</w:t>
+      </w:r>
+    </w:p>
+    <w:p>
+      <w:r>
+        <w:rPr>
+          <w:sz w:val="21"/>
+        </w:rPr>
+        <w:t>&gt; Stopped by by the scheduling desk for a short convo.</w:t>
+      </w:r>
+    </w:p>
+    <w:p>
+      <w:r>
+        <w:rPr>
+          <w:sz w:val="21"/>
+        </w:rPr>
+        <w:t>&gt; Spent some time on long-standing patients and how workup decisions get sequenced.</w:t>
+      </w:r>
+    </w:p>
+    <w:p>
+      <w:r>
+        <w:rPr>
+          <w:sz w:val="21"/>
+        </w:rPr>
+        <w:t>&gt; The prior-authorization workflow is being piloted this quarter, and that took up first part of conversation.</w:t>
+      </w:r>
+    </w:p>
+    <w:p>
+      <w:r>
+        <w:rPr>
+          <w:sz w:val="21"/>
+        </w:rPr>
+        <w:t>&gt; No specific request. Safety items asked about and confirmed none.</w:t>
+      </w:r>
+    </w:p>
+    <w:p>
+      <w:r>
+        <w:rPr>
+          <w:sz w:val="21"/>
+        </w:rPr>
+        <w:t>&gt; Noted that formulary questions varies by payer and that this is not specific to any one product.</w:t>
       </w:r>
     </w:p>
     <w:p>
@@ -487,7 +583,7 @@
           <w:b/>
           <w:sz w:val="21"/>
         </w:rPr>
-        <w:t>Naomi Feldman, MD, Twin Rivers University Hospital, Columbus, OH (RSM)</w:t>
+        <w:t>Marcus Boudreaux, MD, Bayou Regional Epilepsy Center, Baton Rouge, LA (RSM)</w:t>
       </w:r>
     </w:p>
     <w:p>
@@ -495,7 +591,7 @@
         <w:rPr>
           <w:sz w:val="21"/>
         </w:rPr>
-        <w:t>&gt; Benefit verification is the step that most often delays a start here.</w:t>
+        <w:t>&gt; This practice is still building familiarity with product and had no clinical points to raise.</w:t>
       </w:r>
     </w:p>
     <w:p>
@@ -503,7 +599,7 @@
         <w:rPr>
           <w:sz w:val="21"/>
         </w:rPr>
-        <w:t>&gt; Formulary placement was the only product-adjacent topic, and only in general terms.</w:t>
+        <w:t>&gt; The appeals process is handled by one person here, which came up as a general frustration.</w:t>
       </w:r>
     </w:p>
     <w:p>
@@ -511,7 +607,7 @@
         <w:rPr>
           <w:sz w:val="21"/>
         </w:rPr>
-        <w:t>&gt; Referenced a review that circulated on service in passing.</w:t>
+        <w:t>&gt; Referenced a case series someone forwarded in passing.</w:t>
       </w:r>
     </w:p>
     <w:p>
@@ -519,15 +615,7 @@
         <w:rPr>
           <w:sz w:val="21"/>
         </w:rPr>
-      </w:r>
-    </w:p>
-    <w:p>
-      <w:r>
-        <w:rPr>
-          <w:b/>
-          <w:sz w:val="21"/>
-        </w:rPr>
-        <w:t>Ulrike Dellacroix, MD, Silver Creek Medical Group, Allentown, PA (RSM)</w:t>
+        <w:t>&gt; The composition of the surgical workup list has shifted over the last year or two.</w:t>
       </w:r>
     </w:p>
     <w:p>
@@ -535,63 +623,7 @@
         <w:rPr>
           <w:sz w:val="21"/>
         </w:rPr>
-        <w:t>&gt; Mostly small talk about program and venue.</w:t>
-      </w:r>
-    </w:p>
-    <w:p>
-      <w:r>
-        <w:rPr>
-          <w:sz w:val="21"/>
-        </w:rPr>
-        <w:t>&gt; Benefit verification is step that most often delays a start here.</w:t>
-      </w:r>
-    </w:p>
-    <w:p>
-      <w:r>
-        <w:rPr>
-          <w:sz w:val="21"/>
-        </w:rPr>
-        <w:t>&gt; Titration scheduling is handled by nursing staff, which practice finds workable.</w:t>
-      </w:r>
-    </w:p>
-    <w:p>
-      <w:r>
-        <w:rPr>
-          <w:sz w:val="21"/>
-        </w:rPr>
-      </w:r>
-    </w:p>
-    <w:p>
-      <w:r>
-        <w:rPr>
-          <w:b/>
-          <w:sz w:val="21"/>
-        </w:rPr>
-        <w:t>Quentin Oakhurst, MD, Northbrook Neurology Institute, Oakland, CA (RSM)</w:t>
-      </w:r>
-    </w:p>
-    <w:p>
-      <w:r>
-        <w:rPr>
-          <w:sz w:val="21"/>
-        </w:rPr>
-        <w:t>&gt; A clipped meeting over a quick coffee, first one this quarter.</w:t>
-      </w:r>
-    </w:p>
-    <w:p>
-      <w:r>
-        <w:rPr>
-          <w:sz w:val="21"/>
-        </w:rPr>
-        <w:t>&gt; Benefit verification is the step that most often delays a start here.</w:t>
-      </w:r>
-    </w:p>
-    <w:p>
-      <w:r>
-        <w:rPr>
-          <w:sz w:val="21"/>
-        </w:rPr>
-        <w:t>&gt; The travel schedule this year came up, and little else.</w:t>
+        <w:t>&gt; Described preference for slower titration in general, unrelated to any particular pt.</w:t>
       </w:r>
     </w:p>
     <w:p>
